--- a/xq/吴天铭 品牌忠诚.docx
+++ b/xq/吴天铭 品牌忠诚.docx
@@ -27,44 +27,52 @@
         <w:rPr>
           <w:rFonts w:ascii="Times New Roman Regular" w:eastAsia="宋体" w:hAnsi="Times New Roman Regular" w:cs="Times New Roman Regular"/>
         </w:rPr>
-        <w:t xml:space="preserve"> agree with </w:t>
-      </w:r>
-      <w:r>
-        <w:rPr>
-          <w:rFonts w:ascii="Times New Roman Regular" w:eastAsia="宋体" w:hAnsi="Times New Roman Regular" w:cs="Times New Roman Regular"/>
-        </w:rPr>
-        <w:t xml:space="preserve">Andrew </w:t>
-      </w:r>
-      <w:r>
-        <w:rPr>
-          <w:rFonts w:ascii="Times New Roman Regular" w:eastAsia="宋体" w:hAnsi="Times New Roman Regular" w:cs="Times New Roman Regular"/>
-        </w:rPr>
-        <w:t xml:space="preserve">that personalization is </w:t>
-      </w:r>
-      <w:r>
-        <w:rPr>
-          <w:rFonts w:ascii="Times New Roman Regular" w:eastAsia="宋体" w:hAnsi="Times New Roman Regular" w:cs="Times New Roman Regular"/>
-        </w:rPr>
-        <w:t xml:space="preserve">not </w:t>
-      </w:r>
-      <w:r>
-        <w:rPr>
-          <w:rFonts w:ascii="Times New Roman Regular" w:eastAsia="宋体" w:hAnsi="Times New Roman Regular" w:cs="Times New Roman Regular"/>
-        </w:rPr>
-        <w:t xml:space="preserve">important. The main reason is that product quality is more important than any other strategy. </w:t>
+        <w:t xml:space="preserve"> agree with Andrew that personalization </w:t>
+      </w:r>
+      <w:r>
+        <w:rPr>
+          <w:rFonts w:ascii="Times New Roman Regular" w:eastAsia="宋体" w:hAnsi="Times New Roman Regular" w:cs="Times New Roman Regular"/>
+          <w:color w:val="EE0000"/>
+        </w:rPr>
+        <w:t xml:space="preserve">is not </w:t>
+      </w:r>
+      <w:r>
+        <w:rPr>
+          <w:rFonts w:ascii="Times New Roman Regular" w:eastAsia="宋体" w:hAnsi="Times New Roman Regular" w:cs="Times New Roman Regular"/>
+          <w:color w:val="EE0000"/>
+        </w:rPr>
+        <w:t>the key factory</w:t>
+      </w:r>
+      <w:r>
+        <w:rPr>
+          <w:rFonts w:ascii="Times New Roman Regular" w:eastAsia="宋体" w:hAnsi="Times New Roman Regular" w:cs="Times New Roman Regular"/>
+        </w:rPr>
+        <w:t xml:space="preserve">. The main reason is that product quality is more important than any other strategy. </w:t>
       </w:r>
       <w:bookmarkEnd w:id="0"/>
       <w:r>
         <w:rPr>
           <w:rFonts w:ascii="Times New Roman Regular" w:eastAsia="宋体" w:hAnsi="Times New Roman Regular" w:cs="Times New Roman Regular"/>
         </w:rPr>
-        <w:t>N</w:t>
-      </w:r>
-      <w:r>
-        <w:rPr>
-          <w:rFonts w:ascii="Times New Roman Regular" w:eastAsia="宋体" w:hAnsi="Times New Roman Regular" w:cs="Times New Roman Regular"/>
-        </w:rPr>
-        <w:t>o matter how good the personalization is, customers will not</w:t>
+        <w:t xml:space="preserve">No matter how good the personalization is, customers will not buy a product again if quality is </w:t>
+      </w:r>
+      <w:r>
+        <w:rPr>
+          <w:rFonts w:ascii="Times New Roman Regular" w:eastAsia="宋体" w:hAnsi="Times New Roman Regular" w:cs="Times New Roman Regular"/>
+        </w:rPr>
+        <w:t>not high</w:t>
+      </w:r>
+      <w:r>
+        <w:rPr>
+          <w:rFonts w:ascii="Times New Roman Regular" w:eastAsia="宋体" w:hAnsi="Times New Roman Regular" w:cs="Times New Roman Regular"/>
+        </w:rPr>
+        <w:t xml:space="preserve">. For example, if a shoe brand can be </w:t>
+      </w:r>
+      <w:r>
+        <w:rPr>
+          <w:rFonts w:ascii="Times New Roman Regular" w:eastAsia="宋体" w:hAnsi="Times New Roman Regular" w:cs="Times New Roman Regular"/>
+        </w:rPr>
+        <w:t>custmize</w:t>
       </w:r>
       <w:r>
         <w:rPr>
@@ -75,38 +83,21 @@
       <w:r>
         <w:rPr>
           <w:rFonts w:ascii="Times New Roman Regular" w:eastAsia="宋体" w:hAnsi="Times New Roman Regular" w:cs="Times New Roman Regular"/>
-        </w:rPr>
-        <w:t xml:space="preserve">buy a product again if quality is bad. For example, if a shoe brand can </w:t>
-      </w:r>
-      <w:r>
-        <w:rPr>
-          <w:rFonts w:ascii="Times New Roman Regular" w:eastAsia="宋体" w:hAnsi="Times New Roman Regular" w:cs="Times New Roman Regular"/>
-        </w:rPr>
-        <w:t xml:space="preserve">be designed by </w:t>
-      </w:r>
-      <w:r>
-        <w:rPr>
-          <w:rFonts w:ascii="Times New Roman Regular" w:eastAsia="宋体" w:hAnsi="Times New Roman Regular" w:cs="Times New Roman Regular"/>
-        </w:rPr>
-        <w:t>your</w:t>
-      </w:r>
-      <w:r>
-        <w:rPr>
-          <w:rFonts w:ascii="Times New Roman Regular" w:eastAsia="宋体" w:hAnsi="Times New Roman Regular" w:cs="Times New Roman Regular"/>
-        </w:rPr>
-        <w:t>self</w:t>
-      </w:r>
-      <w:r>
-        <w:rPr>
-          <w:rFonts w:ascii="Times New Roman Regular" w:eastAsia="宋体" w:hAnsi="Times New Roman Regular" w:cs="Times New Roman Regular"/>
-        </w:rPr>
-        <w:t xml:space="preserve">, but the shoes break for a </w:t>
-      </w:r>
-      <w:r>
-        <w:rPr>
-          <w:rFonts w:ascii="Times New Roman Regular" w:eastAsia="宋体" w:hAnsi="Times New Roman Regular" w:cs="Times New Roman Regular"/>
-        </w:rPr>
-        <w:t>short time.</w:t>
+          <w:color w:val="EE0000"/>
+        </w:rPr>
+        <w:t>by yourself</w:t>
+      </w:r>
+      <w:r>
+        <w:rPr>
+          <w:rFonts w:ascii="Times New Roman Regular" w:eastAsia="宋体" w:hAnsi="Times New Roman Regular" w:cs="Times New Roman Regular"/>
+        </w:rPr>
+        <w:t>, but the shoes break for a short time</w:t>
+      </w:r>
+      <w:r>
+        <w:rPr>
+          <w:rFonts w:ascii="Times New Roman Regular" w:eastAsia="宋体" w:hAnsi="Times New Roman Regular" w:cs="Times New Roman Regular"/>
+        </w:rPr>
+        <w:t>,</w:t>
       </w:r>
       <w:r>
         <w:rPr>
@@ -118,122 +109,48 @@
         <w:rPr>
           <w:rFonts w:ascii="Times New Roman Regular" w:eastAsia="宋体" w:hAnsi="Times New Roman Regular" w:cs="Times New Roman Regular"/>
         </w:rPr>
-        <w:t>Y</w:t>
-      </w:r>
-      <w:r>
-        <w:rPr>
-          <w:rFonts w:ascii="Times New Roman Regular" w:eastAsia="宋体" w:hAnsi="Times New Roman Regular" w:cs="Times New Roman Regular"/>
-        </w:rPr>
-        <w:t>ou will not buy from them again. This illustrates why product quality is the foundation of brand loyalty.</w:t>
-      </w:r>
-      <w:r>
-        <w:rPr>
-          <w:rFonts w:ascii="Times New Roman Regular" w:eastAsia="宋体" w:hAnsi="Times New Roman Regular" w:cs="Times New Roman Regular"/>
-        </w:rPr>
-        <w:t xml:space="preserve"> </w:t>
-      </w:r>
-      <w:r>
-        <w:rPr>
-          <w:rFonts w:ascii="Times New Roman Regular" w:eastAsia="宋体" w:hAnsi="Times New Roman Regular" w:cs="Times New Roman Regular"/>
-        </w:rPr>
-        <w:t xml:space="preserve">In addition, </w:t>
-      </w:r>
-      <w:r>
-        <w:rPr>
-          <w:rFonts w:ascii="Times New Roman Regular" w:eastAsia="宋体" w:hAnsi="Times New Roman Regular" w:cs="Times New Roman Regular"/>
-        </w:rPr>
-        <w:t>good</w:t>
-      </w:r>
-      <w:r>
-        <w:rPr>
-          <w:rFonts w:ascii="Times New Roman Regular" w:eastAsia="宋体" w:hAnsi="Times New Roman Regular" w:cs="Times New Roman Regular"/>
-        </w:rPr>
-        <w:t xml:space="preserve"> customer service is more </w:t>
-      </w:r>
-      <w:r>
-        <w:rPr>
-          <w:rFonts w:ascii="Times New Roman Regular" w:eastAsia="宋体" w:hAnsi="Times New Roman Regular" w:cs="Times New Roman Regular"/>
-        </w:rPr>
-        <w:t>significant</w:t>
-      </w:r>
-      <w:r>
-        <w:rPr>
-          <w:rFonts w:ascii="Times New Roman Regular" w:eastAsia="宋体" w:hAnsi="Times New Roman Regular" w:cs="Times New Roman Regular"/>
-        </w:rPr>
-        <w:t xml:space="preserve"> than personaliz</w:t>
-      </w:r>
-      <w:r>
-        <w:rPr>
-          <w:rFonts w:ascii="Times New Roman Regular" w:eastAsia="宋体" w:hAnsi="Times New Roman Regular" w:cs="Times New Roman Regular"/>
-        </w:rPr>
-        <w:t>ation.</w:t>
-      </w:r>
-      <w:r>
-        <w:rPr>
-          <w:rFonts w:ascii="Times New Roman Regular" w:eastAsia="宋体" w:hAnsi="Times New Roman Regular" w:cs="Times New Roman Regular"/>
-        </w:rPr>
-        <w:t xml:space="preserve"> </w:t>
-      </w:r>
-      <w:r>
-        <w:rPr>
-          <w:rFonts w:ascii="Times New Roman Regular" w:eastAsia="宋体" w:hAnsi="Times New Roman Regular" w:cs="Times New Roman Regular"/>
-        </w:rPr>
-        <w:t xml:space="preserve">To be more specific, </w:t>
+        <w:t>you</w:t>
+      </w:r>
+      <w:r>
+        <w:rPr>
+          <w:rFonts w:ascii="Times New Roman Regular" w:eastAsia="宋体" w:hAnsi="Times New Roman Regular" w:cs="Times New Roman Regular"/>
+        </w:rPr>
+        <w:t xml:space="preserve"> will not buy from them again. This illustrates why product quality is the foundation of brand loyalty. In addition, good customer service is more significant than personalization. To be more specific, </w:t>
       </w:r>
       <w:bookmarkStart w:id="2" w:name="_Hlk227572051"/>
       <w:r>
         <w:rPr>
           <w:rFonts w:ascii="Times New Roman Regular" w:eastAsia="宋体" w:hAnsi="Times New Roman Regular" w:cs="Times New Roman Regular"/>
         </w:rPr>
-        <w:t>m</w:t>
-      </w:r>
-      <w:r>
-        <w:rPr>
-          <w:rFonts w:ascii="Times New Roman Regular" w:eastAsia="宋体" w:hAnsi="Times New Roman Regular" w:cs="Times New Roman Regular"/>
-        </w:rPr>
-        <w:t xml:space="preserve">any </w:t>
-      </w:r>
-      <w:r>
-        <w:rPr>
-          <w:rFonts w:ascii="Times New Roman Regular" w:eastAsia="宋体" w:hAnsi="Times New Roman Regular" w:cs="Times New Roman Regular"/>
-        </w:rPr>
-        <w:t>customers</w:t>
-      </w:r>
-      <w:r>
-        <w:rPr>
-          <w:rFonts w:ascii="Times New Roman Regular" w:eastAsia="宋体" w:hAnsi="Times New Roman Regular" w:cs="Times New Roman Regular"/>
-        </w:rPr>
-        <w:t xml:space="preserve"> more</w:t>
-      </w:r>
-      <w:r>
-        <w:rPr>
-          <w:rFonts w:ascii="Times New Roman Regular" w:eastAsia="宋体" w:hAnsi="Times New Roman Regular" w:cs="Times New Roman Regular"/>
-        </w:rPr>
-        <w:t xml:space="preserve"> care</w:t>
-      </w:r>
-      <w:r>
-        <w:rPr>
-          <w:rFonts w:ascii="Times New Roman Regular" w:eastAsia="宋体" w:hAnsi="Times New Roman Regular" w:cs="Times New Roman Regular"/>
-        </w:rPr>
-        <w:t xml:space="preserve"> about after-sale help when they meet problems. </w:t>
+        <w:t xml:space="preserve">many customers more care about after-sale help when they meet problems. </w:t>
       </w:r>
       <w:bookmarkStart w:id="3" w:name="_Hlk227572110"/>
       <w:r>
         <w:rPr>
           <w:rFonts w:ascii="Times New Roman Regular" w:eastAsia="宋体" w:hAnsi="Times New Roman Regular" w:cs="Times New Roman Regular"/>
         </w:rPr>
-        <w:t>Good service builds stable connection between.</w:t>
+        <w:t>Good service builds stable connection between</w:t>
+      </w:r>
+      <w:r>
+        <w:rPr>
+          <w:rFonts w:ascii="Times New Roman Regular" w:eastAsia="宋体" w:hAnsi="Times New Roman Regular" w:cs="Times New Roman Regular"/>
+        </w:rPr>
+        <w:t xml:space="preserve"> customer and brand</w:t>
+      </w:r>
+      <w:r>
+        <w:rPr>
+          <w:rFonts w:ascii="Times New Roman Regular" w:eastAsia="宋体" w:hAnsi="Times New Roman Regular" w:cs="Times New Roman Regular"/>
+        </w:rPr>
+        <w:t>.</w:t>
       </w:r>
       <w:bookmarkEnd w:id="2"/>
       <w:bookmarkEnd w:id="3"/>
-    </w:p>
-    <w:p>
-      <w:pPr>
-        <w:spacing w:line="360" w:lineRule="auto"/>
-        <w:rPr>
-          <w:rFonts w:ascii="Times New Roman Regular" w:eastAsia="宋体" w:hAnsi="Times New Roman Regular" w:cs="Times New Roman Regular"/>
-        </w:rPr>
-      </w:pPr>
+      <w:r>
+        <w:rPr>
+          <w:rFonts w:ascii="Times New Roman Regular" w:eastAsia="宋体" w:hAnsi="Times New Roman Regular" w:cs="Times New Roman Regular"/>
+        </w:rPr>
+        <w:t xml:space="preserve"> </w:t>
+      </w:r>
       <w:r>
         <w:rPr>
           <w:rFonts w:ascii="Times New Roman Regular" w:eastAsia="宋体" w:hAnsi="Times New Roman Regular" w:cs="Times New Roman Regular"/>
@@ -252,24 +169,54 @@
 </w:document>
 </file>
 
+<file path=word/endnotes.xml><?xml version="1.0" encoding="utf-8"?>
+<w:endnotes xmlns:wpc="http://schemas.microsoft.com/office/word/2010/wordprocessingCanvas" xmlns:cx="http://schemas.microsoft.com/office/drawing/2014/chartex" xmlns:cx1="http://schemas.microsoft.com/office/drawing/2015/9/8/chartex" xmlns:cx2="http://schemas.microsoft.com/office/drawing/2015/10/21/chartex" xmlns:cx3="http://schemas.microsoft.com/office/drawing/2016/5/9/chartex" xmlns:cx4="http://schemas.microsoft.com/office/drawing/2016/5/10/chartex" xmlns:cx5="http://schemas.microsoft.com/office/drawing/2016/5/11/chartex" xmlns:cx6="http://schemas.microsoft.com/office/drawing/2016/5/12/chartex" xmlns:cx7="http://schemas.microsoft.com/office/drawing/2016/5/13/chartex" xmlns:cx8="http://schemas.microsoft.com/office/drawing/2016/5/14/chartex" xmlns:mc="http://schemas.openxmlformats.org/markup-compatibility/2006" xmlns:aink="http://schemas.microsoft.com/office/drawing/2016/ink" xmlns:am3d="http://schemas.microsoft.com/office/drawing/2017/model3d" xmlns:o="urn:schemas-microsoft-com:office:office" xmlns:oel="http://schemas.microsoft.com/office/2019/extlst" xmlns:r="http://schemas.openxmlformats.org/officeDocument/2006/relationships" xmlns:m="http://schemas.openxmlformats.org/officeDocument/2006/math" xmlns:v="urn:schemas-microsoft-com:vml" xmlns:wp14="http://schemas.microsoft.com/office/word/2010/wordprocessingDrawing" xmlns:wp="http://schemas.openxmlformats.org/drawingml/2006/wordprocessingDrawing" xmlns:w10="urn:schemas-microsoft-com:office:word" xmlns:w="http://schemas.openxmlformats.org/wordprocessingml/2006/main" xmlns:w14="http://schemas.microsoft.com/office/word/2010/wordml" xmlns:w15="http://schemas.microsoft.com/office/word/2012/wordml" xmlns:w16cex="http://schemas.microsoft.com/office/word/2018/wordml/cex" xmlns:w16cid="http://schemas.microsoft.com/office/word/2016/wordml/cid" xmlns:w16="http://schemas.microsoft.com/office/word/2018/wordml" xmlns:w16du="http://schemas.microsoft.com/office/word/2023/wordml/word16du" xmlns:w16sdtdh="http://schemas.microsoft.com/office/word/2020/wordml/sdtdatahash" xmlns:w16sdtfl="http://schemas.microsoft.com/office/word/2024/wordml/sdtformatlock" xmlns:w16se="http://schemas.microsoft.com/office/word/2015/wordml/symex" xmlns:wpg="http://schemas.microsoft.com/office/word/2010/wordprocessingGroup" xmlns:wpi="http://schemas.microsoft.com/office/word/2010/wordprocessingInk" xmlns:wne="http://schemas.microsoft.com/office/word/2006/wordml" xmlns:wps="http://schemas.microsoft.com/office/word/2010/wordprocessingShape" mc:Ignorable="w14 w15 w16se w16cid w16 w16cex w16sdtdh w16sdtfl w16du wp14">
+  <w:endnote w:type="separator" w:id="-1">
+    <w:p>
+      <w:r>
+        <w:separator/>
+      </w:r>
+    </w:p>
+  </w:endnote>
+  <w:endnote w:type="continuationSeparator" w:id="0">
+    <w:p>
+      <w:r>
+        <w:continuationSeparator/>
+      </w:r>
+    </w:p>
+  </w:endnote>
+</w:endnotes>
+</file>
+
+<file path=word/footnotes.xml><?xml version="1.0" encoding="utf-8"?>
+<w:footnotes xmlns:wpc="http://schemas.microsoft.com/office/word/2010/wordprocessingCanvas" xmlns:cx="http://schemas.microsoft.com/office/drawing/2014/chartex" xmlns:cx1="http://schemas.microsoft.com/office/drawing/2015/9/8/chartex" xmlns:cx2="http://schemas.microsoft.com/office/drawing/2015/10/21/chartex" xmlns:cx3="http://schemas.microsoft.com/office/drawing/2016/5/9/chartex" xmlns:cx4="http://schemas.microsoft.com/office/drawing/2016/5/10/chartex" xmlns:cx5="http://schemas.microsoft.com/office/drawing/2016/5/11/chartex" xmlns:cx6="http://schemas.microsoft.com/office/drawing/2016/5/12/chartex" xmlns:cx7="http://schemas.microsoft.com/office/drawing/2016/5/13/chartex" xmlns:cx8="http://schemas.microsoft.com/office/drawing/2016/5/14/chartex" xmlns:mc="http://schemas.openxmlformats.org/markup-compatibility/2006" xmlns:aink="http://schemas.microsoft.com/office/drawing/2016/ink" xmlns:am3d="http://schemas.microsoft.com/office/drawing/2017/model3d" xmlns:o="urn:schemas-microsoft-com:office:office" xmlns:oel="http://schemas.microsoft.com/office/2019/extlst" xmlns:r="http://schemas.openxmlformats.org/officeDocument/2006/relationships" xmlns:m="http://schemas.openxmlformats.org/officeDocument/2006/math" xmlns:v="urn:schemas-microsoft-com:vml" xmlns:wp14="http://schemas.microsoft.com/office/word/2010/wordprocessingDrawing" xmlns:wp="http://schemas.openxmlformats.org/drawingml/2006/wordprocessingDrawing" xmlns:w10="urn:schemas-microsoft-com:office:word" xmlns:w="http://schemas.openxmlformats.org/wordprocessingml/2006/main" xmlns:w14="http://schemas.microsoft.com/office/word/2010/wordml" xmlns:w15="http://schemas.microsoft.com/office/word/2012/wordml" xmlns:w16cex="http://schemas.microsoft.com/office/word/2018/wordml/cex" xmlns:w16cid="http://schemas.microsoft.com/office/word/2016/wordml/cid" xmlns:w16="http://schemas.microsoft.com/office/word/2018/wordml" xmlns:w16du="http://schemas.microsoft.com/office/word/2023/wordml/word16du" xmlns:w16sdtdh="http://schemas.microsoft.com/office/word/2020/wordml/sdtdatahash" xmlns:w16sdtfl="http://schemas.microsoft.com/office/word/2024/wordml/sdtformatlock" xmlns:w16se="http://schemas.microsoft.com/office/word/2015/wordml/symex" xmlns:wpg="http://schemas.microsoft.com/office/word/2010/wordprocessingGroup" xmlns:wpi="http://schemas.microsoft.com/office/word/2010/wordprocessingInk" xmlns:wne="http://schemas.microsoft.com/office/word/2006/wordml" xmlns:wps="http://schemas.microsoft.com/office/word/2010/wordprocessingShape" mc:Ignorable="w14 w15 w16se w16cid w16 w16cex w16sdtdh w16sdtfl w16du wp14">
+  <w:footnote w:type="separator" w:id="-1">
+    <w:p>
+      <w:r>
+        <w:separator/>
+      </w:r>
+    </w:p>
+  </w:footnote>
+  <w:footnote w:type="continuationSeparator" w:id="0">
+    <w:p>
+      <w:r>
+        <w:continuationSeparator/>
+      </w:r>
+    </w:p>
+  </w:footnote>
+</w:footnotes>
+</file>
+
 <file path=word/styles.xml><?xml version="1.0" encoding="utf-8"?>
 <w:styles xmlns:mc="http://schemas.openxmlformats.org/markup-compatibility/2006" xmlns:r="http://schemas.openxmlformats.org/officeDocument/2006/relationships" xmlns:w="http://schemas.openxmlformats.org/wordprocessingml/2006/main" xmlns:w14="http://schemas.microsoft.com/office/word/2010/wordml" xmlns:w15="http://schemas.microsoft.com/office/word/2012/wordml" xmlns:w16cex="http://schemas.microsoft.com/office/word/2018/wordml/cex" xmlns:w16cid="http://schemas.microsoft.com/office/word/2016/wordml/cid" xmlns:w16="http://schemas.microsoft.com/office/word/2018/wordml" xmlns:w16du="http://schemas.microsoft.com/office/word/2023/wordml/word16du" xmlns:w16sdtdh="http://schemas.microsoft.com/office/word/2020/wordml/sdtdatahash" xmlns:w16sdtfl="http://schemas.microsoft.com/office/word/2024/wordml/sdtformatlock" xmlns:w16se="http://schemas.microsoft.com/office/word/2015/wordml/symex" mc:Ignorable="w14 w15 w16se w16cid w16 w16cex w16sdtdh w16sdtfl w16du">
   <w:docDefaults>
     <w:rPrDefault>
       <w:rPr>
         <w:rFonts w:asciiTheme="minorHAnsi" w:eastAsiaTheme="minorEastAsia" w:hAnsiTheme="minorHAnsi" w:cstheme="minorBidi"/>
-        <w:kern w:val="2"/>
-        <w:sz w:val="22"/>
-        <w:szCs w:val="24"/>
         <w:lang w:val="en-US" w:eastAsia="zh-CN" w:bidi="ar-SA"/>
-        <w14:ligatures w14:val="standardContextual"/>
       </w:rPr>
     </w:rPrDefault>
-    <w:pPrDefault>
-      <w:pPr>
-        <w:spacing w:after="160" w:line="278" w:lineRule="auto"/>
-      </w:pPr>
-    </w:pPrDefault>
+    <w:pPrDefault/>
   </w:docDefaults>
   <w:latentStyles w:defLockedState="0" w:defUIPriority="99" w:defSemiHidden="0" w:defUnhideWhenUsed="0" w:defQFormat="0" w:count="376">
     <w:lsdException w:name="Normal" w:uiPriority="0" w:qFormat="1"/>
@@ -428,8 +375,8 @@
     <w:lsdException w:name="Balloon Text" w:semiHidden="1" w:unhideWhenUsed="1"/>
     <w:lsdException w:name="Table Grid" w:uiPriority="39"/>
     <w:lsdException w:name="Table Theme" w:semiHidden="1" w:unhideWhenUsed="1"/>
-    <w:lsdException w:name="Placeholder Text" w:semiHidden="1"/>
-    <w:lsdException w:name="No Spacing" w:uiPriority="1" w:qFormat="1"/>
+    <w:lsdException w:name="Placeholder Text" w:semiHidden="1" w:unhideWhenUsed="1"/>
+    <w:lsdException w:name="No Spacing" w:semiHidden="1" w:unhideWhenUsed="1"/>
     <w:lsdException w:name="Light Shading" w:uiPriority="60"/>
     <w:lsdException w:name="Light List" w:uiPriority="61"/>
     <w:lsdException w:name="Light Grid" w:uiPriority="62"/>
@@ -450,7 +397,7 @@
     <w:lsdException w:name="Medium Shading 1 Accent 1" w:uiPriority="63"/>
     <w:lsdException w:name="Medium Shading 2 Accent 1" w:uiPriority="64"/>
     <w:lsdException w:name="Medium List 1 Accent 1" w:uiPriority="65"/>
-    <w:lsdException w:name="Revision" w:semiHidden="1"/>
+    <w:lsdException w:name="Revision" w:semiHidden="1" w:unhideWhenUsed="1"/>
     <w:lsdException w:name="List Paragraph" w:uiPriority="34" w:qFormat="1"/>
     <w:lsdException w:name="Quote" w:uiPriority="29" w:qFormat="1"/>
     <w:lsdException w:name="Intense Quote" w:uiPriority="30" w:qFormat="1"/>
@@ -652,15 +599,14 @@
   <w:style w:type="paragraph" w:default="1" w:styleId="a">
     <w:name w:val="Normal"/>
     <w:qFormat/>
-    <w:rsid w:val="00076612"/>
     <w:pPr>
       <w:widowControl w:val="0"/>
-      <w:spacing w:after="0" w:line="240" w:lineRule="auto"/>
       <w:jc w:val="both"/>
     </w:pPr>
     <w:rPr>
+      <w:kern w:val="2"/>
       <w:sz w:val="21"/>
-      <w14:ligatures w14:val="none"/>
+      <w:szCs w:val="24"/>
     </w:rPr>
   </w:style>
   <w:style w:type="paragraph" w:styleId="1">
@@ -670,7 +616,6 @@
     <w:link w:val="10"/>
     <w:uiPriority w:val="9"/>
     <w:qFormat/>
-    <w:rsid w:val="00076612"/>
     <w:pPr>
       <w:keepNext/>
       <w:keepLines/>
@@ -695,7 +640,6 @@
     <w:semiHidden/>
     <w:unhideWhenUsed/>
     <w:qFormat/>
-    <w:rsid w:val="00076612"/>
     <w:pPr>
       <w:keepNext/>
       <w:keepLines/>
@@ -720,7 +664,6 @@
     <w:semiHidden/>
     <w:unhideWhenUsed/>
     <w:qFormat/>
-    <w:rsid w:val="00076612"/>
     <w:pPr>
       <w:keepNext/>
       <w:keepLines/>
@@ -745,7 +688,6 @@
     <w:semiHidden/>
     <w:unhideWhenUsed/>
     <w:qFormat/>
-    <w:rsid w:val="00076612"/>
     <w:pPr>
       <w:keepNext/>
       <w:keepLines/>
@@ -770,7 +712,6 @@
     <w:semiHidden/>
     <w:unhideWhenUsed/>
     <w:qFormat/>
-    <w:rsid w:val="00076612"/>
     <w:pPr>
       <w:keepNext/>
       <w:keepLines/>
@@ -794,7 +735,6 @@
     <w:semiHidden/>
     <w:unhideWhenUsed/>
     <w:qFormat/>
-    <w:rsid w:val="00076612"/>
     <w:pPr>
       <w:keepNext/>
       <w:keepLines/>
@@ -820,7 +760,6 @@
     <w:semiHidden/>
     <w:unhideWhenUsed/>
     <w:qFormat/>
-    <w:rsid w:val="00076612"/>
     <w:pPr>
       <w:keepNext/>
       <w:keepLines/>
@@ -846,7 +785,6 @@
     <w:semiHidden/>
     <w:unhideWhenUsed/>
     <w:qFormat/>
-    <w:rsid w:val="00076612"/>
     <w:pPr>
       <w:keepNext/>
       <w:keepLines/>
@@ -870,7 +808,6 @@
     <w:semiHidden/>
     <w:unhideWhenUsed/>
     <w:qFormat/>
-    <w:rsid w:val="00076612"/>
     <w:pPr>
       <w:keepNext/>
       <w:keepLines/>
@@ -912,134 +849,43 @@
     <w:semiHidden/>
     <w:unhideWhenUsed/>
   </w:style>
-  <w:style w:type="character" w:customStyle="1" w:styleId="10">
-    <w:name w:val="标题 1 字符"/>
-    <w:basedOn w:val="a0"/>
-    <w:link w:val="1"/>
-    <w:uiPriority w:val="9"/>
-    <w:rsid w:val="00076612"/>
+  <w:style w:type="paragraph" w:styleId="a3">
+    <w:name w:val="annotation text"/>
+    <w:basedOn w:val="a"/>
+    <w:uiPriority w:val="99"/>
+    <w:semiHidden/>
+    <w:unhideWhenUsed/>
+    <w:pPr>
+      <w:jc w:val="left"/>
+    </w:pPr>
+  </w:style>
+  <w:style w:type="paragraph" w:styleId="a4">
+    <w:name w:val="Subtitle"/>
+    <w:basedOn w:val="a"/>
+    <w:next w:val="a"/>
+    <w:link w:val="a5"/>
+    <w:uiPriority w:val="11"/>
+    <w:qFormat/>
+    <w:pPr>
+      <w:spacing w:after="160" w:line="278" w:lineRule="auto"/>
+      <w:jc w:val="center"/>
+    </w:pPr>
     <w:rPr>
       <w:rFonts w:asciiTheme="majorHAnsi" w:eastAsiaTheme="majorEastAsia" w:hAnsiTheme="majorHAnsi" w:cstheme="majorBidi"/>
-      <w:color w:val="0F4761" w:themeColor="accent1" w:themeShade="BF"/>
-      <w:sz w:val="48"/>
-      <w:szCs w:val="48"/>
-    </w:rPr>
-  </w:style>
-  <w:style w:type="character" w:customStyle="1" w:styleId="20">
-    <w:name w:val="标题 2 字符"/>
-    <w:basedOn w:val="a0"/>
-    <w:link w:val="2"/>
-    <w:uiPriority w:val="9"/>
-    <w:semiHidden/>
-    <w:rsid w:val="00076612"/>
-    <w:rPr>
-      <w:rFonts w:asciiTheme="majorHAnsi" w:eastAsiaTheme="majorEastAsia" w:hAnsiTheme="majorHAnsi" w:cstheme="majorBidi"/>
-      <w:color w:val="0F4761" w:themeColor="accent1" w:themeShade="BF"/>
-      <w:sz w:val="40"/>
-      <w:szCs w:val="40"/>
-    </w:rPr>
-  </w:style>
-  <w:style w:type="character" w:customStyle="1" w:styleId="30">
-    <w:name w:val="标题 3 字符"/>
-    <w:basedOn w:val="a0"/>
-    <w:link w:val="3"/>
-    <w:uiPriority w:val="9"/>
-    <w:semiHidden/>
-    <w:rsid w:val="00076612"/>
-    <w:rPr>
-      <w:rFonts w:asciiTheme="majorHAnsi" w:eastAsiaTheme="majorEastAsia" w:hAnsiTheme="majorHAnsi" w:cstheme="majorBidi"/>
-      <w:color w:val="0F4761" w:themeColor="accent1" w:themeShade="BF"/>
-      <w:sz w:val="32"/>
-      <w:szCs w:val="32"/>
-    </w:rPr>
-  </w:style>
-  <w:style w:type="character" w:customStyle="1" w:styleId="40">
-    <w:name w:val="标题 4 字符"/>
-    <w:basedOn w:val="a0"/>
-    <w:link w:val="4"/>
-    <w:uiPriority w:val="9"/>
-    <w:semiHidden/>
-    <w:rsid w:val="00076612"/>
-    <w:rPr>
-      <w:rFonts w:cstheme="majorBidi"/>
-      <w:color w:val="0F4761" w:themeColor="accent1" w:themeShade="BF"/>
+      <w:color w:val="595959" w:themeColor="text1" w:themeTint="A6"/>
+      <w:spacing w:val="15"/>
       <w:sz w:val="28"/>
       <w:szCs w:val="28"/>
-    </w:rPr>
-  </w:style>
-  <w:style w:type="character" w:customStyle="1" w:styleId="50">
-    <w:name w:val="标题 5 字符"/>
-    <w:basedOn w:val="a0"/>
-    <w:link w:val="5"/>
-    <w:uiPriority w:val="9"/>
-    <w:semiHidden/>
-    <w:rsid w:val="00076612"/>
-    <w:rPr>
-      <w:rFonts w:cstheme="majorBidi"/>
-      <w:color w:val="0F4761" w:themeColor="accent1" w:themeShade="BF"/>
-      <w:sz w:val="24"/>
-    </w:rPr>
-  </w:style>
-  <w:style w:type="character" w:customStyle="1" w:styleId="60">
-    <w:name w:val="标题 6 字符"/>
-    <w:basedOn w:val="a0"/>
-    <w:link w:val="6"/>
-    <w:uiPriority w:val="9"/>
-    <w:semiHidden/>
-    <w:rsid w:val="00076612"/>
-    <w:rPr>
-      <w:rFonts w:cstheme="majorBidi"/>
-      <w:b/>
-      <w:bCs/>
-      <w:color w:val="0F4761" w:themeColor="accent1" w:themeShade="BF"/>
-    </w:rPr>
-  </w:style>
-  <w:style w:type="character" w:customStyle="1" w:styleId="70">
-    <w:name w:val="标题 7 字符"/>
-    <w:basedOn w:val="a0"/>
-    <w:link w:val="7"/>
-    <w:uiPriority w:val="9"/>
-    <w:semiHidden/>
-    <w:rsid w:val="00076612"/>
-    <w:rPr>
-      <w:rFonts w:cstheme="majorBidi"/>
-      <w:b/>
-      <w:bCs/>
-      <w:color w:val="595959" w:themeColor="text1" w:themeTint="A6"/>
-    </w:rPr>
-  </w:style>
-  <w:style w:type="character" w:customStyle="1" w:styleId="80">
-    <w:name w:val="标题 8 字符"/>
-    <w:basedOn w:val="a0"/>
-    <w:link w:val="8"/>
-    <w:uiPriority w:val="9"/>
-    <w:semiHidden/>
-    <w:rsid w:val="00076612"/>
-    <w:rPr>
-      <w:rFonts w:cstheme="majorBidi"/>
-      <w:color w:val="595959" w:themeColor="text1" w:themeTint="A6"/>
-    </w:rPr>
-  </w:style>
-  <w:style w:type="character" w:customStyle="1" w:styleId="90">
-    <w:name w:val="标题 9 字符"/>
-    <w:basedOn w:val="a0"/>
-    <w:link w:val="9"/>
-    <w:uiPriority w:val="9"/>
-    <w:semiHidden/>
-    <w:rsid w:val="00076612"/>
-    <w:rPr>
-      <w:rFonts w:eastAsiaTheme="majorEastAsia" w:cstheme="majorBidi"/>
-      <w:color w:val="595959" w:themeColor="text1" w:themeTint="A6"/>
-    </w:rPr>
-  </w:style>
-  <w:style w:type="paragraph" w:styleId="a3">
+      <w14:ligatures w14:val="standardContextual"/>
+    </w:rPr>
+  </w:style>
+  <w:style w:type="paragraph" w:styleId="a6">
     <w:name w:val="Title"/>
     <w:basedOn w:val="a"/>
     <w:next w:val="a"/>
-    <w:link w:val="a4"/>
+    <w:link w:val="a7"/>
     <w:uiPriority w:val="10"/>
     <w:qFormat/>
-    <w:rsid w:val="00076612"/>
     <w:pPr>
       <w:spacing w:after="80"/>
       <w:contextualSpacing/>
@@ -1054,12 +900,123 @@
       <w14:ligatures w14:val="standardContextual"/>
     </w:rPr>
   </w:style>
-  <w:style w:type="character" w:customStyle="1" w:styleId="a4">
+  <w:style w:type="character" w:customStyle="1" w:styleId="10">
+    <w:name w:val="标题 1 字符"/>
+    <w:basedOn w:val="a0"/>
+    <w:link w:val="1"/>
+    <w:uiPriority w:val="9"/>
+    <w:rPr>
+      <w:rFonts w:asciiTheme="majorHAnsi" w:eastAsiaTheme="majorEastAsia" w:hAnsiTheme="majorHAnsi" w:cstheme="majorBidi"/>
+      <w:color w:val="0F4761" w:themeColor="accent1" w:themeShade="BF"/>
+      <w:sz w:val="48"/>
+      <w:szCs w:val="48"/>
+    </w:rPr>
+  </w:style>
+  <w:style w:type="character" w:customStyle="1" w:styleId="20">
+    <w:name w:val="标题 2 字符"/>
+    <w:basedOn w:val="a0"/>
+    <w:link w:val="2"/>
+    <w:uiPriority w:val="9"/>
+    <w:semiHidden/>
+    <w:rPr>
+      <w:rFonts w:asciiTheme="majorHAnsi" w:eastAsiaTheme="majorEastAsia" w:hAnsiTheme="majorHAnsi" w:cstheme="majorBidi"/>
+      <w:color w:val="0F4761" w:themeColor="accent1" w:themeShade="BF"/>
+      <w:sz w:val="40"/>
+      <w:szCs w:val="40"/>
+    </w:rPr>
+  </w:style>
+  <w:style w:type="character" w:customStyle="1" w:styleId="30">
+    <w:name w:val="标题 3 字符"/>
+    <w:basedOn w:val="a0"/>
+    <w:link w:val="3"/>
+    <w:uiPriority w:val="9"/>
+    <w:semiHidden/>
+    <w:rPr>
+      <w:rFonts w:asciiTheme="majorHAnsi" w:eastAsiaTheme="majorEastAsia" w:hAnsiTheme="majorHAnsi" w:cstheme="majorBidi"/>
+      <w:color w:val="0F4761" w:themeColor="accent1" w:themeShade="BF"/>
+      <w:sz w:val="32"/>
+      <w:szCs w:val="32"/>
+    </w:rPr>
+  </w:style>
+  <w:style w:type="character" w:customStyle="1" w:styleId="40">
+    <w:name w:val="标题 4 字符"/>
+    <w:basedOn w:val="a0"/>
+    <w:link w:val="4"/>
+    <w:uiPriority w:val="9"/>
+    <w:semiHidden/>
+    <w:qFormat/>
+    <w:rPr>
+      <w:rFonts w:cstheme="majorBidi"/>
+      <w:color w:val="0F4761" w:themeColor="accent1" w:themeShade="BF"/>
+      <w:sz w:val="28"/>
+      <w:szCs w:val="28"/>
+    </w:rPr>
+  </w:style>
+  <w:style w:type="character" w:customStyle="1" w:styleId="50">
+    <w:name w:val="标题 5 字符"/>
+    <w:basedOn w:val="a0"/>
+    <w:link w:val="5"/>
+    <w:uiPriority w:val="9"/>
+    <w:semiHidden/>
+    <w:rPr>
+      <w:rFonts w:cstheme="majorBidi"/>
+      <w:color w:val="0F4761" w:themeColor="accent1" w:themeShade="BF"/>
+      <w:sz w:val="24"/>
+    </w:rPr>
+  </w:style>
+  <w:style w:type="character" w:customStyle="1" w:styleId="60">
+    <w:name w:val="标题 6 字符"/>
+    <w:basedOn w:val="a0"/>
+    <w:link w:val="6"/>
+    <w:uiPriority w:val="9"/>
+    <w:semiHidden/>
+    <w:rPr>
+      <w:rFonts w:cstheme="majorBidi"/>
+      <w:b/>
+      <w:bCs/>
+      <w:color w:val="0F4761" w:themeColor="accent1" w:themeShade="BF"/>
+    </w:rPr>
+  </w:style>
+  <w:style w:type="character" w:customStyle="1" w:styleId="70">
+    <w:name w:val="标题 7 字符"/>
+    <w:basedOn w:val="a0"/>
+    <w:link w:val="7"/>
+    <w:uiPriority w:val="9"/>
+    <w:semiHidden/>
+    <w:rPr>
+      <w:rFonts w:cstheme="majorBidi"/>
+      <w:b/>
+      <w:bCs/>
+      <w:color w:val="595959" w:themeColor="text1" w:themeTint="A6"/>
+    </w:rPr>
+  </w:style>
+  <w:style w:type="character" w:customStyle="1" w:styleId="80">
+    <w:name w:val="标题 8 字符"/>
+    <w:basedOn w:val="a0"/>
+    <w:link w:val="8"/>
+    <w:uiPriority w:val="9"/>
+    <w:semiHidden/>
+    <w:rPr>
+      <w:rFonts w:cstheme="majorBidi"/>
+      <w:color w:val="595959" w:themeColor="text1" w:themeTint="A6"/>
+    </w:rPr>
+  </w:style>
+  <w:style w:type="character" w:customStyle="1" w:styleId="90">
+    <w:name w:val="标题 9 字符"/>
+    <w:basedOn w:val="a0"/>
+    <w:link w:val="9"/>
+    <w:uiPriority w:val="9"/>
+    <w:semiHidden/>
+    <w:rPr>
+      <w:rFonts w:eastAsiaTheme="majorEastAsia" w:cstheme="majorBidi"/>
+      <w:color w:val="595959" w:themeColor="text1" w:themeTint="A6"/>
+    </w:rPr>
+  </w:style>
+  <w:style w:type="character" w:customStyle="1" w:styleId="a7">
     <w:name w:val="标题 字符"/>
     <w:basedOn w:val="a0"/>
-    <w:link w:val="a3"/>
+    <w:link w:val="a6"/>
     <w:uiPriority w:val="10"/>
-    <w:rsid w:val="00076612"/>
     <w:rPr>
       <w:rFonts w:asciiTheme="majorHAnsi" w:eastAsiaTheme="majorEastAsia" w:hAnsiTheme="majorHAnsi" w:cstheme="majorBidi"/>
       <w:spacing w:val="-10"/>
@@ -1068,52 +1025,26 @@
       <w:szCs w:val="56"/>
     </w:rPr>
   </w:style>
-  <w:style w:type="paragraph" w:styleId="a5">
-    <w:name w:val="Subtitle"/>
-    <w:basedOn w:val="a"/>
-    <w:next w:val="a"/>
-    <w:link w:val="a6"/>
+  <w:style w:type="character" w:customStyle="1" w:styleId="a5">
+    <w:name w:val="副标题 字符"/>
+    <w:basedOn w:val="a0"/>
+    <w:link w:val="a4"/>
     <w:uiPriority w:val="11"/>
-    <w:qFormat/>
-    <w:rsid w:val="00076612"/>
-    <w:pPr>
-      <w:numPr>
-        <w:ilvl w:val="1"/>
-      </w:numPr>
-      <w:spacing w:after="160" w:line="278" w:lineRule="auto"/>
-      <w:jc w:val="center"/>
-    </w:pPr>
     <w:rPr>
       <w:rFonts w:asciiTheme="majorHAnsi" w:eastAsiaTheme="majorEastAsia" w:hAnsiTheme="majorHAnsi" w:cstheme="majorBidi"/>
       <w:color w:val="595959" w:themeColor="text1" w:themeTint="A6"/>
       <w:spacing w:val="15"/>
       <w:sz w:val="28"/>
       <w:szCs w:val="28"/>
-      <w14:ligatures w14:val="standardContextual"/>
-    </w:rPr>
-  </w:style>
-  <w:style w:type="character" w:customStyle="1" w:styleId="a6">
-    <w:name w:val="副标题 字符"/>
-    <w:basedOn w:val="a0"/>
-    <w:link w:val="a5"/>
-    <w:uiPriority w:val="11"/>
-    <w:rsid w:val="00076612"/>
-    <w:rPr>
-      <w:rFonts w:asciiTheme="majorHAnsi" w:eastAsiaTheme="majorEastAsia" w:hAnsiTheme="majorHAnsi" w:cstheme="majorBidi"/>
-      <w:color w:val="595959" w:themeColor="text1" w:themeTint="A6"/>
-      <w:spacing w:val="15"/>
-      <w:sz w:val="28"/>
-      <w:szCs w:val="28"/>
-    </w:rPr>
-  </w:style>
-  <w:style w:type="paragraph" w:styleId="a7">
+    </w:rPr>
+  </w:style>
+  <w:style w:type="paragraph" w:styleId="a8">
     <w:name w:val="Quote"/>
     <w:basedOn w:val="a"/>
     <w:next w:val="a"/>
-    <w:link w:val="a8"/>
+    <w:link w:val="a9"/>
     <w:uiPriority w:val="29"/>
     <w:qFormat/>
-    <w:rsid w:val="00076612"/>
     <w:pPr>
       <w:spacing w:before="160" w:after="160" w:line="278" w:lineRule="auto"/>
       <w:jc w:val="center"/>
@@ -1126,24 +1057,22 @@
       <w14:ligatures w14:val="standardContextual"/>
     </w:rPr>
   </w:style>
-  <w:style w:type="character" w:customStyle="1" w:styleId="a8">
+  <w:style w:type="character" w:customStyle="1" w:styleId="a9">
     <w:name w:val="引用 字符"/>
     <w:basedOn w:val="a0"/>
-    <w:link w:val="a7"/>
+    <w:link w:val="a8"/>
     <w:uiPriority w:val="29"/>
-    <w:rsid w:val="00076612"/>
     <w:rPr>
       <w:i/>
       <w:iCs/>
       <w:color w:val="404040" w:themeColor="text1" w:themeTint="BF"/>
     </w:rPr>
   </w:style>
-  <w:style w:type="paragraph" w:styleId="a9">
+  <w:style w:type="paragraph" w:styleId="aa">
     <w:name w:val="List Paragraph"/>
     <w:basedOn w:val="a"/>
     <w:uiPriority w:val="34"/>
     <w:qFormat/>
-    <w:rsid w:val="00076612"/>
     <w:pPr>
       <w:spacing w:after="160" w:line="278" w:lineRule="auto"/>
       <w:ind w:left="720"/>
@@ -1155,12 +1084,11 @@
       <w14:ligatures w14:val="standardContextual"/>
     </w:rPr>
   </w:style>
-  <w:style w:type="character" w:styleId="aa">
-    <w:name w:val="Intense Emphasis"/>
+  <w:style w:type="character" w:customStyle="1" w:styleId="11">
+    <w:name w:val="明显强调1"/>
     <w:basedOn w:val="a0"/>
     <w:uiPriority w:val="21"/>
     <w:qFormat/>
-    <w:rsid w:val="00076612"/>
     <w:rPr>
       <w:i/>
       <w:iCs/>
@@ -1174,7 +1102,6 @@
     <w:link w:val="ac"/>
     <w:uiPriority w:val="30"/>
     <w:qFormat/>
-    <w:rsid w:val="00076612"/>
     <w:pPr>
       <w:pBdr>
         <w:top w:val="single" w:sz="4" w:space="10" w:color="0F4761" w:themeColor="accent1" w:themeShade="BF"/>
@@ -1197,25 +1124,34 @@
     <w:basedOn w:val="a0"/>
     <w:link w:val="ab"/>
     <w:uiPriority w:val="30"/>
-    <w:rsid w:val="00076612"/>
     <w:rPr>
       <w:i/>
       <w:iCs/>
       <w:color w:val="0F4761" w:themeColor="accent1" w:themeShade="BF"/>
     </w:rPr>
   </w:style>
-  <w:style w:type="character" w:styleId="ad">
-    <w:name w:val="Intense Reference"/>
+  <w:style w:type="character" w:customStyle="1" w:styleId="12">
+    <w:name w:val="明显参考1"/>
     <w:basedOn w:val="a0"/>
     <w:uiPriority w:val="32"/>
     <w:qFormat/>
-    <w:rsid w:val="00076612"/>
     <w:rPr>
       <w:b/>
       <w:bCs/>
       <w:smallCaps/>
       <w:color w:val="0F4761" w:themeColor="accent1" w:themeShade="BF"/>
       <w:spacing w:val="5"/>
+    </w:rPr>
+  </w:style>
+  <w:style w:type="character" w:styleId="ad">
+    <w:name w:val="annotation reference"/>
+    <w:basedOn w:val="a0"/>
+    <w:uiPriority w:val="99"/>
+    <w:semiHidden/>
+    <w:unhideWhenUsed/>
+    <w:rPr>
+      <w:sz w:val="21"/>
+      <w:szCs w:val="21"/>
     </w:rPr>
   </w:style>
 </w:styles>
@@ -1264,7 +1200,7 @@
     </a:clrScheme>
     <a:fontScheme name="Office">
       <a:majorFont>
-        <a:latin typeface="等线 Light" panose="020F0302020204030204"/>
+        <a:latin typeface="等线 Light"/>
         <a:ea typeface=""/>
         <a:cs typeface=""/>
         <a:font script="Jpan" typeface="游ゴシック Light"/>
@@ -1297,26 +1233,9 @@
         <a:font script="Viet" typeface="Times New Roman"/>
         <a:font script="Uigh" typeface="Microsoft Uighur"/>
         <a:font script="Geor" typeface="Sylfaen"/>
-        <a:font script="Armn" typeface="Arial"/>
-        <a:font script="Bugi" typeface="Leelawadee UI"/>
-        <a:font script="Bopo" typeface="Microsoft JhengHei"/>
-        <a:font script="Java" typeface="Javanese Text"/>
-        <a:font script="Lisu" typeface="Segoe UI"/>
-        <a:font script="Mymr" typeface="Myanmar Text"/>
-        <a:font script="Nkoo" typeface="Ebrima"/>
-        <a:font script="Olck" typeface="Nirmala UI"/>
-        <a:font script="Osma" typeface="Ebrima"/>
-        <a:font script="Phag" typeface="Phagspa"/>
-        <a:font script="Syrn" typeface="Estrangelo Edessa"/>
-        <a:font script="Syrj" typeface="Estrangelo Edessa"/>
-        <a:font script="Syre" typeface="Estrangelo Edessa"/>
-        <a:font script="Sora" typeface="Nirmala UI"/>
-        <a:font script="Tale" typeface="Microsoft Tai Le"/>
-        <a:font script="Talu" typeface="Microsoft New Tai Lue"/>
-        <a:font script="Tfng" typeface="Ebrima"/>
       </a:majorFont>
       <a:minorFont>
-        <a:latin typeface="等线" panose="020F0502020204030204"/>
+        <a:latin typeface="等线"/>
         <a:ea typeface=""/>
         <a:cs typeface=""/>
         <a:font script="Jpan" typeface="游明朝"/>
@@ -1349,23 +1268,6 @@
         <a:font script="Viet" typeface="Arial"/>
         <a:font script="Uigh" typeface="Microsoft Uighur"/>
         <a:font script="Geor" typeface="Sylfaen"/>
-        <a:font script="Armn" typeface="Arial"/>
-        <a:font script="Bugi" typeface="Leelawadee UI"/>
-        <a:font script="Bopo" typeface="Microsoft JhengHei"/>
-        <a:font script="Java" typeface="Javanese Text"/>
-        <a:font script="Lisu" typeface="Segoe UI"/>
-        <a:font script="Mymr" typeface="Myanmar Text"/>
-        <a:font script="Nkoo" typeface="Ebrima"/>
-        <a:font script="Olck" typeface="Nirmala UI"/>
-        <a:font script="Osma" typeface="Ebrima"/>
-        <a:font script="Phag" typeface="Phagspa"/>
-        <a:font script="Syrn" typeface="Estrangelo Edessa"/>
-        <a:font script="Syrj" typeface="Estrangelo Edessa"/>
-        <a:font script="Syre" typeface="Estrangelo Edessa"/>
-        <a:font script="Sora" typeface="Nirmala UI"/>
-        <a:font script="Tale" typeface="Microsoft Tai Le"/>
-        <a:font script="Talu" typeface="Microsoft New Tai Lue"/>
-        <a:font script="Tfng" typeface="Ebrima"/>
       </a:minorFont>
     </a:fontScheme>
     <a:fmtScheme name="Office">
@@ -1508,10 +1410,5 @@
   </a:themeElements>
   <a:objectDefaults/>
   <a:extraClrSchemeLst/>
-  <a:extLst>
-    <a:ext uri="{05A4C25C-085E-4340-85A3-A5531E510DB2}">
-      <thm15:themeFamily xmlns:thm15="http://schemas.microsoft.com/office/thememl/2012/main" name="Office Theme" id="{62F939B6-93AF-4DB8-9C6B-D6C7DFDC589F}" vid="{4A3C46E8-61CC-4603-A589-7422A47A8E4A}"/>
-    </a:ext>
-  </a:extLst>
 </a:theme>
 </file>